--- a/Dsa Case Study 1.docx
+++ b/Dsa Case Study 1.docx
@@ -482,12 +482,21 @@
         </w:rPr>
         <w:t xml:space="preserve"> </w:t>
       </w:r>
-      <w:r>
-        <w:rPr>
-          <w:rFonts w:ascii="Times New Roman"/>
-          <w:color w:val="000000" w:themeColor="text1"/>
-        </w:rPr>
-        <w:t xml:space="preserve">EventSphere </w:t>
+      <w:proofErr w:type="spellStart"/>
+      <w:r>
+        <w:rPr>
+          <w:rFonts w:ascii="Times New Roman"/>
+          <w:color w:val="000000" w:themeColor="text1"/>
+        </w:rPr>
+        <w:t>EventSphere</w:t>
+      </w:r>
+      <w:proofErr w:type="spellEnd"/>
+      <w:r>
+        <w:rPr>
+          <w:rFonts w:ascii="Times New Roman"/>
+          <w:color w:val="000000" w:themeColor="text1"/>
+        </w:rPr>
+        <w:t xml:space="preserve"> </w:t>
       </w:r>
       <w:r>
         <w:rPr>
@@ -594,7 +603,55 @@
           <w:rFonts w:ascii="Times New Roman"/>
           <w:color w:val="000000" w:themeColor="text1"/>
         </w:rPr>
-        <w:t xml:space="preserve">Created BST and AVL Node classes with fields registrationId, participantName, eventName, left, right, and height. </w:t>
+        <w:t xml:space="preserve">Created BST and AVL Node classes with fields </w:t>
+      </w:r>
+      <w:proofErr w:type="spellStart"/>
+      <w:r>
+        <w:rPr>
+          <w:rFonts w:ascii="Times New Roman"/>
+          <w:color w:val="000000" w:themeColor="text1"/>
+        </w:rPr>
+        <w:t>registrationId</w:t>
+      </w:r>
+      <w:proofErr w:type="spellEnd"/>
+      <w:r>
+        <w:rPr>
+          <w:rFonts w:ascii="Times New Roman"/>
+          <w:color w:val="000000" w:themeColor="text1"/>
+        </w:rPr>
+        <w:t xml:space="preserve">, </w:t>
+      </w:r>
+      <w:proofErr w:type="spellStart"/>
+      <w:r>
+        <w:rPr>
+          <w:rFonts w:ascii="Times New Roman"/>
+          <w:color w:val="000000" w:themeColor="text1"/>
+        </w:rPr>
+        <w:t>participantName</w:t>
+      </w:r>
+      <w:proofErr w:type="spellEnd"/>
+      <w:r>
+        <w:rPr>
+          <w:rFonts w:ascii="Times New Roman"/>
+          <w:color w:val="000000" w:themeColor="text1"/>
+        </w:rPr>
+        <w:t xml:space="preserve">, </w:t>
+      </w:r>
+      <w:proofErr w:type="spellStart"/>
+      <w:r>
+        <w:rPr>
+          <w:rFonts w:ascii="Times New Roman"/>
+          <w:color w:val="000000" w:themeColor="text1"/>
+        </w:rPr>
+        <w:t>eventName</w:t>
+      </w:r>
+      <w:proofErr w:type="spellEnd"/>
+      <w:r>
+        <w:rPr>
+          <w:rFonts w:ascii="Times New Roman"/>
+          <w:color w:val="000000" w:themeColor="text1"/>
+        </w:rPr>
+        <w:t xml:space="preserve">, left, right, and height. </w:t>
       </w:r>
     </w:p>
     <w:p>
@@ -610,12 +667,21 @@
           <w:color w:val="000000" w:themeColor="text1"/>
         </w:rPr>
       </w:pPr>
-      <w:r>
-        <w:rPr>
-          <w:rFonts w:ascii="Times New Roman"/>
-          <w:color w:val="000000" w:themeColor="text1"/>
-        </w:rPr>
-        <w:t xml:space="preserve">insert() method recursively inserts participant records. </w:t>
+      <w:proofErr w:type="gramStart"/>
+      <w:r>
+        <w:rPr>
+          <w:rFonts w:ascii="Times New Roman"/>
+          <w:color w:val="000000" w:themeColor="text1"/>
+        </w:rPr>
+        <w:t>insert(</w:t>
+      </w:r>
+      <w:proofErr w:type="gramEnd"/>
+      <w:r>
+        <w:rPr>
+          <w:rFonts w:ascii="Times New Roman"/>
+          <w:color w:val="000000" w:themeColor="text1"/>
+        </w:rPr>
+        <w:t xml:space="preserve">) method recursively inserts participant records. </w:t>
       </w:r>
     </w:p>
     <w:p>
@@ -631,12 +697,21 @@
           <w:color w:val="000000" w:themeColor="text1"/>
         </w:rPr>
       </w:pPr>
-      <w:r>
-        <w:rPr>
-          <w:rFonts w:ascii="Times New Roman"/>
-          <w:color w:val="000000" w:themeColor="text1"/>
-        </w:rPr>
-        <w:t xml:space="preserve">search() method retrieves participant details using Registration ID. </w:t>
+      <w:proofErr w:type="gramStart"/>
+      <w:r>
+        <w:rPr>
+          <w:rFonts w:ascii="Times New Roman"/>
+          <w:color w:val="000000" w:themeColor="text1"/>
+        </w:rPr>
+        <w:t>search(</w:t>
+      </w:r>
+      <w:proofErr w:type="gramEnd"/>
+      <w:r>
+        <w:rPr>
+          <w:rFonts w:ascii="Times New Roman"/>
+          <w:color w:val="000000" w:themeColor="text1"/>
+        </w:rPr>
+        <w:t xml:space="preserve">) method retrieves participant details using Registration ID. </w:t>
       </w:r>
     </w:p>
     <w:p>
@@ -652,12 +727,21 @@
           <w:color w:val="000000" w:themeColor="text1"/>
         </w:rPr>
       </w:pPr>
-      <w:r>
-        <w:rPr>
-          <w:rFonts w:ascii="Times New Roman"/>
-          <w:color w:val="000000" w:themeColor="text1"/>
-        </w:rPr>
-        <w:t xml:space="preserve">delete() method removes cancelled registrations. </w:t>
+      <w:proofErr w:type="gramStart"/>
+      <w:r>
+        <w:rPr>
+          <w:rFonts w:ascii="Times New Roman"/>
+          <w:color w:val="000000" w:themeColor="text1"/>
+        </w:rPr>
+        <w:t>delete(</w:t>
+      </w:r>
+      <w:proofErr w:type="gramEnd"/>
+      <w:r>
+        <w:rPr>
+          <w:rFonts w:ascii="Times New Roman"/>
+          <w:color w:val="000000" w:themeColor="text1"/>
+        </w:rPr>
+        <w:t xml:space="preserve">) method removes cancelled registrations. </w:t>
       </w:r>
     </w:p>
     <w:p>
@@ -673,12 +757,30 @@
           <w:color w:val="000000" w:themeColor="text1"/>
         </w:rPr>
       </w:pPr>
-      <w:r>
-        <w:rPr>
-          <w:rFonts w:ascii="Times New Roman"/>
-          <w:color w:val="000000" w:themeColor="text1"/>
-        </w:rPr>
-        <w:t xml:space="preserve">inorderTraversal() displays participant records in sorted order. </w:t>
+      <w:proofErr w:type="spellStart"/>
+      <w:proofErr w:type="gramStart"/>
+      <w:r>
+        <w:rPr>
+          <w:rFonts w:ascii="Times New Roman"/>
+          <w:color w:val="000000" w:themeColor="text1"/>
+        </w:rPr>
+        <w:t>inorderTraversal</w:t>
+      </w:r>
+      <w:proofErr w:type="spellEnd"/>
+      <w:r>
+        <w:rPr>
+          <w:rFonts w:ascii="Times New Roman"/>
+          <w:color w:val="000000" w:themeColor="text1"/>
+        </w:rPr>
+        <w:t>(</w:t>
+      </w:r>
+      <w:proofErr w:type="gramEnd"/>
+      <w:r>
+        <w:rPr>
+          <w:rFonts w:ascii="Times New Roman"/>
+          <w:color w:val="000000" w:themeColor="text1"/>
+        </w:rPr>
+        <w:t xml:space="preserve">) displays participant records in sorted order. </w:t>
       </w:r>
     </w:p>
     <w:p>
@@ -694,12 +796,30 @@
           <w:color w:val="000000" w:themeColor="text1"/>
         </w:rPr>
       </w:pPr>
-      <w:r>
-        <w:rPr>
-          <w:rFonts w:ascii="Times New Roman"/>
-          <w:color w:val="000000" w:themeColor="text1"/>
-        </w:rPr>
-        <w:t xml:space="preserve">balanceFactor() calculates AVL balance factor. </w:t>
+      <w:proofErr w:type="spellStart"/>
+      <w:proofErr w:type="gramStart"/>
+      <w:r>
+        <w:rPr>
+          <w:rFonts w:ascii="Times New Roman"/>
+          <w:color w:val="000000" w:themeColor="text1"/>
+        </w:rPr>
+        <w:t>balanceFactor</w:t>
+      </w:r>
+      <w:proofErr w:type="spellEnd"/>
+      <w:r>
+        <w:rPr>
+          <w:rFonts w:ascii="Times New Roman"/>
+          <w:color w:val="000000" w:themeColor="text1"/>
+        </w:rPr>
+        <w:t>(</w:t>
+      </w:r>
+      <w:proofErr w:type="gramEnd"/>
+      <w:r>
+        <w:rPr>
+          <w:rFonts w:ascii="Times New Roman"/>
+          <w:color w:val="000000" w:themeColor="text1"/>
+        </w:rPr>
+        <w:t xml:space="preserve">) calculates AVL balance factor. </w:t>
       </w:r>
     </w:p>
     <w:p>
@@ -715,12 +835,30 @@
           <w:color w:val="000000" w:themeColor="text1"/>
         </w:rPr>
       </w:pPr>
-      <w:r>
-        <w:rPr>
-          <w:rFonts w:ascii="Times New Roman"/>
-          <w:color w:val="000000" w:themeColor="text1"/>
-        </w:rPr>
-        <w:t xml:space="preserve">rotateLeft() method performs left rotation. </w:t>
+      <w:proofErr w:type="spellStart"/>
+      <w:proofErr w:type="gramStart"/>
+      <w:r>
+        <w:rPr>
+          <w:rFonts w:ascii="Times New Roman"/>
+          <w:color w:val="000000" w:themeColor="text1"/>
+        </w:rPr>
+        <w:t>rotateLeft</w:t>
+      </w:r>
+      <w:proofErr w:type="spellEnd"/>
+      <w:r>
+        <w:rPr>
+          <w:rFonts w:ascii="Times New Roman"/>
+          <w:color w:val="000000" w:themeColor="text1"/>
+        </w:rPr>
+        <w:t>(</w:t>
+      </w:r>
+      <w:proofErr w:type="gramEnd"/>
+      <w:r>
+        <w:rPr>
+          <w:rFonts w:ascii="Times New Roman"/>
+          <w:color w:val="000000" w:themeColor="text1"/>
+        </w:rPr>
+        <w:t xml:space="preserve">) method performs left rotation. </w:t>
       </w:r>
     </w:p>
     <w:p>
@@ -736,12 +874,30 @@
           <w:color w:val="000000" w:themeColor="text1"/>
         </w:rPr>
       </w:pPr>
-      <w:r>
-        <w:rPr>
-          <w:rFonts w:ascii="Times New Roman"/>
-          <w:color w:val="000000" w:themeColor="text1"/>
-        </w:rPr>
-        <w:t xml:space="preserve">rotateRight() method performs right rotation. </w:t>
+      <w:proofErr w:type="spellStart"/>
+      <w:proofErr w:type="gramStart"/>
+      <w:r>
+        <w:rPr>
+          <w:rFonts w:ascii="Times New Roman"/>
+          <w:color w:val="000000" w:themeColor="text1"/>
+        </w:rPr>
+        <w:t>rotateRight</w:t>
+      </w:r>
+      <w:proofErr w:type="spellEnd"/>
+      <w:r>
+        <w:rPr>
+          <w:rFonts w:ascii="Times New Roman"/>
+          <w:color w:val="000000" w:themeColor="text1"/>
+        </w:rPr>
+        <w:t>(</w:t>
+      </w:r>
+      <w:proofErr w:type="gramEnd"/>
+      <w:r>
+        <w:rPr>
+          <w:rFonts w:ascii="Times New Roman"/>
+          <w:color w:val="000000" w:themeColor="text1"/>
+        </w:rPr>
+        <w:t xml:space="preserve">) method performs right rotation. </w:t>
       </w:r>
     </w:p>
     <w:p>
@@ -757,12 +913,46 @@
           <w:color w:val="000000" w:themeColor="text1"/>
         </w:rPr>
       </w:pPr>
-      <w:r>
-        <w:rPr>
-          <w:rFonts w:ascii="Times New Roman"/>
-          <w:color w:val="000000" w:themeColor="text1"/>
-        </w:rPr>
-        <w:t xml:space="preserve">comparePerformance() analyzes BST and AVL efficiency. </w:t>
+      <w:proofErr w:type="spellStart"/>
+      <w:proofErr w:type="gramStart"/>
+      <w:r>
+        <w:rPr>
+          <w:rFonts w:ascii="Times New Roman"/>
+          <w:color w:val="000000" w:themeColor="text1"/>
+        </w:rPr>
+        <w:t>comparePerformance</w:t>
+      </w:r>
+      <w:proofErr w:type="spellEnd"/>
+      <w:r>
+        <w:rPr>
+          <w:rFonts w:ascii="Times New Roman"/>
+          <w:color w:val="000000" w:themeColor="text1"/>
+        </w:rPr>
+        <w:t>(</w:t>
+      </w:r>
+      <w:proofErr w:type="gramEnd"/>
+      <w:r>
+        <w:rPr>
+          <w:rFonts w:ascii="Times New Roman"/>
+          <w:color w:val="000000" w:themeColor="text1"/>
+        </w:rPr>
+        <w:t xml:space="preserve">) </w:t>
+      </w:r>
+      <w:proofErr w:type="spellStart"/>
+      <w:r>
+        <w:rPr>
+          <w:rFonts w:ascii="Times New Roman"/>
+          <w:color w:val="000000" w:themeColor="text1"/>
+        </w:rPr>
+        <w:t>analyzes</w:t>
+      </w:r>
+      <w:proofErr w:type="spellEnd"/>
+      <w:r>
+        <w:rPr>
+          <w:rFonts w:ascii="Times New Roman"/>
+          <w:color w:val="000000" w:themeColor="text1"/>
+        </w:rPr>
+        <w:t xml:space="preserve"> BST and AVL efficiency. </w:t>
       </w:r>
     </w:p>
     <w:p>
@@ -912,7 +1102,39 @@
           <w:rFonts w:ascii="Times New Roman"/>
           <w:color w:val="000000" w:themeColor="text1"/>
         </w:rPr>
-        <w:t xml:space="preserve">BST Insert/Delete/Search : O(log n) Average </w:t>
+        <w:t>BST Insert/Delete/</w:t>
+      </w:r>
+      <w:proofErr w:type="gramStart"/>
+      <w:r>
+        <w:rPr>
+          <w:rFonts w:ascii="Times New Roman"/>
+          <w:color w:val="000000" w:themeColor="text1"/>
+        </w:rPr>
+        <w:t>Search :</w:t>
+      </w:r>
+      <w:proofErr w:type="gramEnd"/>
+      <w:r>
+        <w:rPr>
+          <w:rFonts w:ascii="Times New Roman"/>
+          <w:color w:val="000000" w:themeColor="text1"/>
+        </w:rPr>
+        <w:t xml:space="preserve"> </w:t>
+      </w:r>
+      <w:proofErr w:type="gramStart"/>
+      <w:r>
+        <w:rPr>
+          <w:rFonts w:ascii="Times New Roman"/>
+          <w:color w:val="000000" w:themeColor="text1"/>
+        </w:rPr>
+        <w:t>O(</w:t>
+      </w:r>
+      <w:proofErr w:type="gramEnd"/>
+      <w:r>
+        <w:rPr>
+          <w:rFonts w:ascii="Times New Roman"/>
+          <w:color w:val="000000" w:themeColor="text1"/>
+        </w:rPr>
+        <w:t xml:space="preserve">log n) Average </w:t>
       </w:r>
     </w:p>
     <w:p>
@@ -933,7 +1155,39 @@
           <w:rFonts w:ascii="Times New Roman"/>
           <w:color w:val="000000" w:themeColor="text1"/>
         </w:rPr>
-        <w:t xml:space="preserve">AVL Insert/Delete/Search : O(log n) </w:t>
+        <w:t>AVL Insert/Delete/</w:t>
+      </w:r>
+      <w:proofErr w:type="gramStart"/>
+      <w:r>
+        <w:rPr>
+          <w:rFonts w:ascii="Times New Roman"/>
+          <w:color w:val="000000" w:themeColor="text1"/>
+        </w:rPr>
+        <w:t>Search :</w:t>
+      </w:r>
+      <w:proofErr w:type="gramEnd"/>
+      <w:r>
+        <w:rPr>
+          <w:rFonts w:ascii="Times New Roman"/>
+          <w:color w:val="000000" w:themeColor="text1"/>
+        </w:rPr>
+        <w:t xml:space="preserve"> </w:t>
+      </w:r>
+      <w:proofErr w:type="gramStart"/>
+      <w:r>
+        <w:rPr>
+          <w:rFonts w:ascii="Times New Roman"/>
+          <w:color w:val="000000" w:themeColor="text1"/>
+        </w:rPr>
+        <w:t>O(</w:t>
+      </w:r>
+      <w:proofErr w:type="gramEnd"/>
+      <w:r>
+        <w:rPr>
+          <w:rFonts w:ascii="Times New Roman"/>
+          <w:color w:val="000000" w:themeColor="text1"/>
+        </w:rPr>
+        <w:t xml:space="preserve">log n) </w:t>
       </w:r>
     </w:p>
     <w:p>
@@ -954,7 +1208,39 @@
           <w:rFonts w:ascii="Times New Roman"/>
           <w:color w:val="000000" w:themeColor="text1"/>
         </w:rPr>
-        <w:t xml:space="preserve">AVL Rotation : O(1) </w:t>
+        <w:t xml:space="preserve">AVL </w:t>
+      </w:r>
+      <w:proofErr w:type="gramStart"/>
+      <w:r>
+        <w:rPr>
+          <w:rFonts w:ascii="Times New Roman"/>
+          <w:color w:val="000000" w:themeColor="text1"/>
+        </w:rPr>
+        <w:t>Rotation :</w:t>
+      </w:r>
+      <w:proofErr w:type="gramEnd"/>
+      <w:r>
+        <w:rPr>
+          <w:rFonts w:ascii="Times New Roman"/>
+          <w:color w:val="000000" w:themeColor="text1"/>
+        </w:rPr>
+        <w:t xml:space="preserve"> </w:t>
+      </w:r>
+      <w:proofErr w:type="gramStart"/>
+      <w:r>
+        <w:rPr>
+          <w:rFonts w:ascii="Times New Roman"/>
+          <w:color w:val="000000" w:themeColor="text1"/>
+        </w:rPr>
+        <w:t>O(</w:t>
+      </w:r>
+      <w:proofErr w:type="gramEnd"/>
+      <w:r>
+        <w:rPr>
+          <w:rFonts w:ascii="Times New Roman"/>
+          <w:color w:val="000000" w:themeColor="text1"/>
+        </w:rPr>
+        <w:t xml:space="preserve">1) </w:t>
       </w:r>
     </w:p>
     <w:p>
@@ -970,12 +1256,37 @@
           <w:color w:val="000000" w:themeColor="text1"/>
         </w:rPr>
       </w:pPr>
-      <w:r>
-        <w:rPr>
-          <w:rFonts w:ascii="Times New Roman"/>
-          <w:color w:val="000000" w:themeColor="text1"/>
-        </w:rPr>
-        <w:t>Inorder Traversal : O(n)</w:t>
+      <w:proofErr w:type="spellStart"/>
+      <w:r>
+        <w:rPr>
+          <w:rFonts w:ascii="Times New Roman"/>
+          <w:color w:val="000000" w:themeColor="text1"/>
+        </w:rPr>
+        <w:t>Inorder</w:t>
+      </w:r>
+      <w:proofErr w:type="spellEnd"/>
+      <w:r>
+        <w:rPr>
+          <w:rFonts w:ascii="Times New Roman"/>
+          <w:color w:val="000000" w:themeColor="text1"/>
+        </w:rPr>
+        <w:t xml:space="preserve"> </w:t>
+      </w:r>
+      <w:proofErr w:type="gramStart"/>
+      <w:r>
+        <w:rPr>
+          <w:rFonts w:ascii="Times New Roman"/>
+          <w:color w:val="000000" w:themeColor="text1"/>
+        </w:rPr>
+        <w:t>Traversal :</w:t>
+      </w:r>
+      <w:proofErr w:type="gramEnd"/>
+      <w:r>
+        <w:rPr>
+          <w:rFonts w:ascii="Times New Roman"/>
+          <w:color w:val="000000" w:themeColor="text1"/>
+        </w:rPr>
+        <w:t xml:space="preserve"> O(n)</w:t>
       </w:r>
     </w:p>
     <w:p>
@@ -1019,6 +1330,22 @@
           <w:color w:val="000000" w:themeColor="text1"/>
         </w:rPr>
         <w:t>GitHub Link:</w:t>
+      </w:r>
+    </w:p>
+    <w:p>
+      <w:pPr>
+        <w:spacing w:before="73" w:after="1"/>
+        <w:rPr>
+          <w:rFonts w:ascii="Times New Roman"/>
+          <w:color w:val="000000" w:themeColor="text1"/>
+        </w:rPr>
+      </w:pPr>
+      <w:r>
+        <w:rPr>
+          <w:rFonts w:ascii="Times New Roman"/>
+          <w:color w:val="000000" w:themeColor="text1"/>
+        </w:rPr>
+        <w:t>https://github.com/Shivam16-ai/DSA-CO1-CO2-CO3-CO4-CO5-CO6-Case-Study/blob/main/Dsa%20Case%20Study%201.docx</w:t>
       </w:r>
     </w:p>
     <w:tbl>
